--- a/Design/acrme_functional_design_document.docx
+++ b/Design/acrme_functional_design_document.docx
@@ -714,39 +714,35 @@
         <w:t xml:space="preserve"> </w:t>
       </w:r>
       <w:r>
-        <w:t xml:space="preserve">(DR-019); and</w:t>
-      </w:r>
-      <w:r>
-        <w:t xml:space="preserve"> </w:t>
-      </w:r>
-      <w:r>
-        <w:rPr>
-          <w:bCs/>
-          <w:b/>
-        </w:rPr>
-        <w:t xml:space="preserve">Switzerland North</w:t>
-      </w:r>
-      <w:r>
-        <w:t xml:space="preserve"> </w:t>
-      </w:r>
-      <w:r>
-        <w:t xml:space="preserve">as the pre-configured EU cross-geo DR extension for the Middle East (REG-002) —</w:t>
-      </w:r>
-      <w:r>
-        <w:t xml:space="preserve"> </w:t>
-      </w:r>
-      <w:r>
-        <w:rPr>
-          <w:bCs/>
-          <w:b/>
-        </w:rPr>
-        <w:t xml:space="preserve">conditional and currently inactive</w:t>
-      </w:r>
-      <w:r>
-        <w:t xml:space="preserve"> </w:t>
-      </w:r>
-      <w:r>
-        <w:t xml:space="preserve">because Middle East DR is</w:t>
+        <w:t xml:space="preserve">(DR-019).</w:t>
+      </w:r>
+      <w:r>
+        <w:t xml:space="preserve"> </w:t>
+      </w:r>
+      <w:r>
+        <w:rPr>
+          <w:iCs/>
+          <w:i/>
+        </w:rPr>
+        <w:t xml:space="preserve">(The Middle East DR position is superseded by the v2.4-amended note below.)</w:t>
+      </w:r>
+    </w:p>
+    <w:p>
+      <w:pPr>
+        <w:pStyle w:val="BlockText"/>
+      </w:pPr>
+      <w:r>
+        <w:rPr>
+          <w:bCs/>
+          <w:b/>
+        </w:rPr>
+        <w:t xml:space="preserve">⚠️ [Amended v2.4 — 11 Sep 2026] Middle East DR now offered (cross-geo to Europe).</w:t>
+      </w:r>
+      <w:r>
+        <w:t xml:space="preserve"> </w:t>
+      </w:r>
+      <w:r>
+        <w:t xml:space="preserve">The former Middle East</w:t>
       </w:r>
       <w:r>
         <w:t xml:space="preserve"> </w:t>
@@ -761,7 +757,209 @@
         <w:t xml:space="preserve"> </w:t>
       </w:r>
       <w:r>
-        <w:t xml:space="preserve">pending legal review (DR-014, DEC-001; see Section 4.4/Section 8 below).</w:t>
+        <w:t xml:space="preserve">position (DR-014/DEC-001) is</w:t>
+      </w:r>
+      <w:r>
+        <w:t xml:space="preserve"> </w:t>
+      </w:r>
+      <w:r>
+        <w:rPr>
+          <w:bCs/>
+          <w:b/>
+        </w:rPr>
+        <w:t xml:space="preserve">superseded</w:t>
+      </w:r>
+      <w:r>
+        <w:t xml:space="preserve">. Middle East DR</w:t>
+      </w:r>
+      <w:r>
+        <w:t xml:space="preserve"> </w:t>
+      </w:r>
+      <w:r>
+        <w:rPr>
+          <w:bCs/>
+          <w:b/>
+        </w:rPr>
+        <w:t xml:space="preserve">is now offered</w:t>
+      </w:r>
+      <w:r>
+        <w:t xml:space="preserve"> </w:t>
+      </w:r>
+      <w:r>
+        <w:t xml:space="preserve">as a</w:t>
+      </w:r>
+      <w:r>
+        <w:t xml:space="preserve"> </w:t>
+      </w:r>
+      <w:r>
+        <w:rPr>
+          <w:bCs/>
+          <w:b/>
+        </w:rPr>
+        <w:t xml:space="preserve">cross-geo DR</w:t>
+      </w:r>
+      <w:r>
+        <w:t xml:space="preserve"> </w:t>
+      </w:r>
+      <w:r>
+        <w:t xml:space="preserve">model:</w:t>
+      </w:r>
+      <w:r>
+        <w:t xml:space="preserve"> </w:t>
+      </w:r>
+      <w:r>
+        <w:rPr>
+          <w:bCs/>
+          <w:b/>
+        </w:rPr>
+        <w:t xml:space="preserve">Prod and CVAL co-locate in a selected Middle East Standard region</w:t>
+      </w:r>
+      <w:r>
+        <w:t xml:space="preserve"> </w:t>
+      </w:r>
+      <w:r>
+        <w:t xml:space="preserve">(separate CRGs — co-location in a region is not capacity sharing, ENV-003) and</w:t>
+      </w:r>
+      <w:r>
+        <w:t xml:space="preserve"> </w:t>
+      </w:r>
+      <w:r>
+        <w:rPr>
+          <w:bCs/>
+          <w:b/>
+        </w:rPr>
+        <w:t xml:space="preserve">DR is placed cross-geo in a weighted-selected Europe Standard region</w:t>
+      </w:r>
+      <w:r>
+        <w:t xml:space="preserve">. Both selections run the</w:t>
+      </w:r>
+      <w:r>
+        <w:t xml:space="preserve"> </w:t>
+      </w:r>
+      <w:r>
+        <w:rPr>
+          <w:bCs/>
+          <w:b/>
+        </w:rPr>
+        <w:t xml:space="preserve">weighted capacity placement model</w:t>
+      </w:r>
+      <w:r>
+        <w:t xml:space="preserve"> </w:t>
+      </w:r>
+      <w:r>
+        <w:t xml:space="preserve">(REG-002/REG-003). New codes:</w:t>
+      </w:r>
+      <w:r>
+        <w:t xml:space="preserve"> </w:t>
+      </w:r>
+      <w:r>
+        <w:rPr>
+          <w:bCs/>
+          <w:b/>
+        </w:rPr>
+        <w:t xml:space="preserve">DR-020</w:t>
+      </w:r>
+      <w:r>
+        <w:t xml:space="preserve"> </w:t>
+      </w:r>
+      <w:r>
+        <w:t xml:space="preserve">(cross-geo DR ME→Europe),</w:t>
+      </w:r>
+      <w:r>
+        <w:t xml:space="preserve"> </w:t>
+      </w:r>
+      <w:r>
+        <w:rPr>
+          <w:bCs/>
+          <w:b/>
+        </w:rPr>
+        <w:t xml:space="preserve">PLC-010b</w:t>
+      </w:r>
+      <w:r>
+        <w:t xml:space="preserve"> </w:t>
+      </w:r>
+      <w:r>
+        <w:t xml:space="preserve">(cross-geo DR override to PLC-010a),</w:t>
+      </w:r>
+      <w:r>
+        <w:t xml:space="preserve"> </w:t>
+      </w:r>
+      <w:r>
+        <w:rPr>
+          <w:bCs/>
+          <w:b/>
+        </w:rPr>
+        <w:t xml:space="preserve">A-ME1</w:t>
+      </w:r>
+      <w:r>
+        <w:t xml:space="preserve"> </w:t>
+      </w:r>
+      <w:r>
+        <w:t xml:space="preserve">(data-residency assumption: Europe is the approved destination). The CVAL-sacrifice DR bootstrap (DR-005/006) does</w:t>
+      </w:r>
+      <w:r>
+        <w:t xml:space="preserve"> </w:t>
+      </w:r>
+      <w:r>
+        <w:rPr>
+          <w:bCs/>
+          <w:b/>
+        </w:rPr>
+        <w:t xml:space="preserve">not</w:t>
+      </w:r>
+      <w:r>
+        <w:t xml:space="preserve"> </w:t>
+      </w:r>
+      <w:r>
+        <w:t xml:space="preserve">apply to the Middle East (CVAL co-locates with Prod locally). This is a</w:t>
+      </w:r>
+      <w:r>
+        <w:t xml:space="preserve"> </w:t>
+      </w:r>
+      <w:r>
+        <w:rPr>
+          <w:bCs/>
+          <w:b/>
+        </w:rPr>
+        <w:t xml:space="preserve">third distribution model</w:t>
+      </w:r>
+      <w:r>
+        <w:t xml:space="preserve"> </w:t>
+      </w:r>
+      <w:r>
+        <w:t xml:space="preserve">—</w:t>
+      </w:r>
+      <w:r>
+        <w:t xml:space="preserve"> </w:t>
+      </w:r>
+      <w:r>
+        <w:rPr>
+          <w:iCs/>
+          <w:i/>
+        </w:rPr>
+        <w:t xml:space="preserve">cross-geo DR</w:t>
+      </w:r>
+      <w:r>
+        <w:t xml:space="preserve"> </w:t>
+      </w:r>
+      <w:r>
+        <w:t xml:space="preserve">— alongside the US three-region and the standard two-region co-located models. Affected passages below carry inline</w:t>
+      </w:r>
+      <w:r>
+        <w:t xml:space="preserve"> </w:t>
+      </w:r>
+      <w:r>
+        <w:rPr>
+          <w:bCs/>
+          <w:b/>
+        </w:rPr>
+        <w:t xml:space="preserve">[Amended v2.4]</w:t>
+      </w:r>
+      <w:r>
+        <w:t xml:space="preserve"> </w:t>
+      </w:r>
+      <w:r>
+        <w:t xml:space="preserve">markers.</w:t>
       </w:r>
     </w:p>
     <w:p>
@@ -773,13 +971,13 @@
           <w:bCs/>
           <w:b/>
         </w:rPr>
-        <w:t xml:space="preserve">Region model update (v2.3, baseline Section 6).</w:t>
-      </w:r>
-      <w:r>
-        <w:t xml:space="preserve"> </w:t>
-      </w:r>
-      <w:r>
-        <w:t xml:space="preserve">The supported footprint is now</w:t>
+        <w:t xml:space="preserve">Region model update (baseline Section 6, [Amended v2.4]).</w:t>
+      </w:r>
+      <w:r>
+        <w:t xml:space="preserve"> </w:t>
+      </w:r>
+      <w:r>
+        <w:t xml:space="preserve">The supported footprint is</w:t>
       </w:r>
       <w:r>
         <w:t xml:space="preserve"> </w:t>
@@ -808,6 +1006,19 @@
         <w:t xml:space="preserve">distribution model</w:t>
       </w:r>
       <w:r>
+        <w:t xml:space="preserve">, of which there are now</w:t>
+      </w:r>
+      <w:r>
+        <w:t xml:space="preserve"> </w:t>
+      </w:r>
+      <w:r>
+        <w:rPr>
+          <w:bCs/>
+          <w:b/>
+        </w:rPr>
+        <w:t xml:space="preserve">three</w:t>
+      </w:r>
+      <w:r>
         <w:t xml:space="preserve">: the</w:t>
       </w:r>
       <w:r>
@@ -824,36 +1035,39 @@
         <w:t xml:space="preserve"> </w:t>
       </w:r>
       <w:r>
-        <w:t xml:space="preserve">(West US 3, Central US, Canada Central; East US 2 Restricted), while</w:t>
-      </w:r>
-      <w:r>
-        <w:t xml:space="preserve"> </w:t>
-      </w:r>
-      <w:r>
-        <w:rPr>
-          <w:bCs/>
-          <w:b/>
-        </w:rPr>
-        <w:t xml:space="preserve">EU, Australia, Asia Pacific and the Middle East are two-region geographies</w:t>
-      </w:r>
-      <w:r>
-        <w:t xml:space="preserve">. In every two-region geography,</w:t>
-      </w:r>
-      <w:r>
-        <w:t xml:space="preserve"> </w:t>
-      </w:r>
-      <w:r>
-        <w:rPr>
-          <w:bCs/>
-          <w:b/>
-        </w:rPr>
-        <w:t xml:space="preserve">CVAL and DR are co-located</w:t>
-      </w:r>
-      <w:r>
-        <w:t xml:space="preserve"> </w:t>
-      </w:r>
-      <w:r>
-        <w:t xml:space="preserve">in the non-production region — a mandatory rule captured as</w:t>
+        <w:t xml:space="preserve">(West US 3, Central US, Canada Central; East US 2 Restricted);</w:t>
+      </w:r>
+      <w:r>
+        <w:t xml:space="preserve"> </w:t>
+      </w:r>
+      <w:r>
+        <w:rPr>
+          <w:bCs/>
+          <w:b/>
+        </w:rPr>
+        <w:t xml:space="preserve">EU, Australia and Asia Pacific are two-region co-located geographies</w:t>
+      </w:r>
+      <w:r>
+        <w:t xml:space="preserve"> </w:t>
+      </w:r>
+      <w:r>
+        <w:t xml:space="preserve">where</w:t>
+      </w:r>
+      <w:r>
+        <w:t xml:space="preserve"> </w:t>
+      </w:r>
+      <w:r>
+        <w:rPr>
+          <w:bCs/>
+          <w:b/>
+        </w:rPr>
+        <w:t xml:space="preserve">CVAL and DR co-locate</w:t>
+      </w:r>
+      <w:r>
+        <w:t xml:space="preserve"> </w:t>
+      </w:r>
+      <w:r>
+        <w:t xml:space="preserve">in the non-production region (mandatory rule</w:t>
       </w:r>
       <w:r>
         <w:t xml:space="preserve"> </w:t>
@@ -866,25 +1080,39 @@
         <w:t xml:space="preserve">PLC-010a</w:t>
       </w:r>
       <w:r>
-        <w:t xml:space="preserve"> </w:t>
-      </w:r>
-      <w:r>
-        <w:t xml:space="preserve">— with the Middle East being the single exception where DR is</w:t>
-      </w:r>
-      <w:r>
-        <w:t xml:space="preserve"> </w:t>
-      </w:r>
-      <w:r>
-        <w:rPr>
-          <w:rStyle w:val="VerbatimChar"/>
-        </w:rPr>
-        <w:t xml:space="preserve">DR_NOT_OFFERED</w:t>
-      </w:r>
-      <w:r>
-        <w:t xml:space="preserve"> </w:t>
-      </w:r>
-      <w:r>
-        <w:t xml:space="preserve">(DEC-001) so its second region hosts CVAL only. The region catalogue remains versioned and configuration-driven (REG-001); Japan East is a</w:t>
+        <w:t xml:space="preserve">); and the</w:t>
+      </w:r>
+      <w:r>
+        <w:t xml:space="preserve"> </w:t>
+      </w:r>
+      <w:r>
+        <w:rPr>
+          <w:bCs/>
+          <w:b/>
+        </w:rPr>
+        <w:t xml:space="preserve">Middle East is a cross-geo DR geography [Amended v2.4]</w:t>
+      </w:r>
+      <w:r>
+        <w:t xml:space="preserve"> </w:t>
+      </w:r>
+      <w:r>
+        <w:t xml:space="preserve">— Prod and CVAL co-locate in a selected Middle East region and DR is placed cross-geo in a</w:t>
+      </w:r>
+      <w:r>
+        <w:t xml:space="preserve"> </w:t>
+      </w:r>
+      <w:r>
+        <w:rPr>
+          <w:bCs/>
+          <w:b/>
+        </w:rPr>
+        <w:t xml:space="preserve">weighted-selected Europe region</w:t>
+      </w:r>
+      <w:r>
+        <w:t xml:space="preserve"> </w:t>
+      </w:r>
+      <w:r>
+        <w:t xml:space="preserve">(DR-020, PLC-010b). The region catalogue remains versioned and configuration-driven (REG-001); Japan East is a</w:t>
       </w:r>
       <w:r>
         <w:t xml:space="preserve"> </w:t>
@@ -901,78 +1129,6 @@
       </w:r>
       <w:r>
         <w:t xml:space="preserve">Asia Pacific addition awaiting confirmation.</w:t>
-      </w:r>
-    </w:p>
-    <w:p>
-      <w:pPr>
-        <w:pStyle w:val="BlockText"/>
-      </w:pPr>
-      <w:r>
-        <w:rPr>
-          <w:bCs/>
-          <w:b/>
-        </w:rPr>
-        <w:t xml:space="preserve">⚠️ Middle East DR (DR-014, DEC-001) — currently NOT offered.</w:t>
-      </w:r>
-      <w:r>
-        <w:t xml:space="preserve"> </w:t>
-      </w:r>
-      <w:r>
-        <w:t xml:space="preserve">As it stands, DR is</w:t>
-      </w:r>
-      <w:r>
-        <w:t xml:space="preserve"> </w:t>
-      </w:r>
-      <w:r>
-        <w:rPr>
-          <w:bCs/>
-          <w:b/>
-        </w:rPr>
-        <w:t xml:space="preserve">not offered</w:t>
-      </w:r>
-      <w:r>
-        <w:t xml:space="preserve"> </w:t>
-      </w:r>
-      <w:r>
-        <w:t xml:space="preserve">in the Middle East. Legal owns the Middle East programme and data-sovereignty/residency laws (a largely government/medical customer base) mean cross-border DR cannot meet residency requirements (baseline Section 2, Section 5.2, Section 6). Middle East placement defaults to</w:t>
-      </w:r>
-      <w:r>
-        <w:t xml:space="preserve"> </w:t>
-      </w:r>
-      <w:r>
-        <w:rPr>
-          <w:rStyle w:val="VerbatimChar"/>
-        </w:rPr>
-        <w:t xml:space="preserve">dr_region = NOT_OFFERED</w:t>
-      </w:r>
-      <w:r>
-        <w:t xml:space="preserve">;</w:t>
-      </w:r>
-      <w:r>
-        <w:t xml:space="preserve"> </w:t>
-      </w:r>
-      <w:r>
-        <w:rPr>
-          <w:bCs/>
-          <w:b/>
-        </w:rPr>
-        <w:t xml:space="preserve">production may still exist without DR</w:t>
-      </w:r>
-      <w:r>
-        <w:t xml:space="preserve">. Switzerland North is a pre-configured cross-geo extension that becomes usable</w:t>
-      </w:r>
-      <w:r>
-        <w:t xml:space="preserve"> </w:t>
-      </w:r>
-      <w:r>
-        <w:rPr>
-          <w:bCs/>
-          <w:b/>
-        </w:rPr>
-        <w:t xml:space="preserve">only if/when Legal approves DEC-001</w:t>
-      </w:r>
-      <w:r>
-        <w:t xml:space="preserve">. This is a pending decision and a major architectural risk (baseline Section 25).</w:t>
       </w:r>
     </w:p>
     <w:p>
@@ -3954,7 +4110,23 @@
         <w:t xml:space="preserve"> </w:t>
       </w:r>
       <w:r>
-        <w:t xml:space="preserve">in every two-region geography (EU, Australia, Asia Pacific, Middle East), production is in one region and</w:t>
+        <w:t xml:space="preserve">in every two-region</w:t>
+      </w:r>
+      <w:r>
+        <w:t xml:space="preserve"> </w:t>
+      </w:r>
+      <w:r>
+        <w:rPr>
+          <w:bCs/>
+          <w:b/>
+        </w:rPr>
+        <w:t xml:space="preserve">co-located</w:t>
+      </w:r>
+      <w:r>
+        <w:t xml:space="preserve"> </w:t>
+      </w:r>
+      <w:r>
+        <w:t xml:space="preserve">geography (EU, Australia, Asia Pacific), production is in one region and</w:t>
       </w:r>
       <w:r>
         <w:t xml:space="preserve"> </w:t>
@@ -3967,22 +4139,7 @@
         <w:t xml:space="preserve">CVAL and DR are co-located in the other region</w:t>
       </w:r>
       <w:r>
-        <w:t xml:space="preserve">. The Middle East is the single exception — DR is</w:t>
-      </w:r>
-      <w:r>
-        <w:t xml:space="preserve"> </w:t>
-      </w:r>
-      <w:r>
-        <w:rPr>
-          <w:rStyle w:val="VerbatimChar"/>
-        </w:rPr>
-        <w:t xml:space="preserve">DR_NOT_OFFERED</w:t>
-      </w:r>
-      <w:r>
-        <w:t xml:space="preserve"> </w:t>
-      </w:r>
-      <w:r>
-        <w:t xml:space="preserve">(DEC-001), so its second region hosts CVAL only. The three-region US geography places production, CVAL and DR across distinct regions.</w:t>
+        <w:t xml:space="preserve">. The three-region US geography places production, CVAL and DR across distinct regions.</w:t>
       </w:r>
       <w:r>
         <w:t xml:space="preserve"> </w:t>
@@ -4007,124 +4164,74 @@
           <w:bCs/>
           <w:b/>
         </w:rPr>
-        <w:t xml:space="preserve">Region catalogue (REG-001..003):</w:t>
-      </w:r>
-      <w:r>
-        <w:t xml:space="preserve"> </w:t>
-      </w:r>
-      <w:r>
-        <w:t xml:space="preserve">versioned, configuration-driven; the catalogue defines</w:t>
-      </w:r>
-      <w:r>
-        <w:t xml:space="preserve"> </w:t>
-      </w:r>
-      <w:r>
-        <w:rPr>
-          <w:bCs/>
-          <w:b/>
-        </w:rPr>
-        <w:t xml:space="preserve">five geographies</w:t>
-      </w:r>
-      <w:r>
-        <w:t xml:space="preserve"> </w:t>
-      </w:r>
-      <w:r>
-        <w:t xml:space="preserve">each with an explicit</w:t>
-      </w:r>
-      <w:r>
-        <w:t xml:space="preserve"> </w:t>
-      </w:r>
-      <w:r>
-        <w:rPr>
-          <w:bCs/>
-          <w:b/>
-        </w:rPr>
-        <w:t xml:space="preserve">distribution model</w:t>
-      </w:r>
-      <w:r>
-        <w:t xml:space="preserve"> </w:t>
-      </w:r>
-      <w:r>
-        <w:t xml:space="preserve">— the US is the only</w:t>
-      </w:r>
-      <w:r>
-        <w:t xml:space="preserve"> </w:t>
-      </w:r>
-      <w:r>
-        <w:rPr>
-          <w:bCs/>
-          <w:b/>
-        </w:rPr>
-        <w:t xml:space="preserve">three-region</w:t>
-      </w:r>
-      <w:r>
-        <w:t xml:space="preserve"> </w:t>
-      </w:r>
-      <w:r>
-        <w:t xml:space="preserve">geography, and EU, Australia, Asia Pacific and the Middle East are</w:t>
-      </w:r>
-      <w:r>
-        <w:t xml:space="preserve"> </w:t>
-      </w:r>
-      <w:r>
-        <w:rPr>
-          <w:bCs/>
-          <w:b/>
-        </w:rPr>
-        <w:t xml:space="preserve">two-region</w:t>
-      </w:r>
-      <w:r>
-        <w:t xml:space="preserve"> </w:t>
-      </w:r>
-      <w:r>
-        <w:t xml:space="preserve">geographies (there is no universal three-region minimum). Region examples come from authoritative config (REG-002 —</w:t>
-      </w:r>
-      <w:r>
-        <w:t xml:space="preserve"> </w:t>
-      </w:r>
-      <w:r>
-        <w:t xml:space="preserve">“</w:t>
-      </w:r>
-      <w:r>
-        <w:t xml:space="preserve">Belgium</w:t>
-      </w:r>
-      <w:r>
-        <w:t xml:space="preserve">”</w:t>
-      </w:r>
-      <w:r>
-        <w:t xml:space="preserve"> </w:t>
-      </w:r>
-      <w:r>
-        <w:t xml:space="preserve">was corrected to</w:t>
-      </w:r>
-      <w:r>
-        <w:t xml:space="preserve"> </w:t>
-      </w:r>
-      <w:r>
-        <w:rPr>
-          <w:bCs/>
-          <w:b/>
-        </w:rPr>
-        <w:t xml:space="preserve">Switzerland North</w:t>
-      </w:r>
-      <w:r>
-        <w:t xml:space="preserve">); Japan East is a</w:t>
-      </w:r>
-      <w:r>
-        <w:t xml:space="preserve"> </w:t>
-      </w:r>
-      <w:r>
-        <w:rPr>
-          <w:bCs/>
-          <w:b/>
-        </w:rPr>
-        <w:t xml:space="preserve">pending</w:t>
-      </w:r>
-      <w:r>
-        <w:t xml:space="preserve"> </w:t>
-      </w:r>
-      <w:r>
-        <w:t xml:space="preserve">Asia Pacific addition awaiting confirmation.</w:t>
+        <w:t xml:space="preserve">Cross-geo DR for the Middle East (PLC-010b, DR-020) [Amended v2.4]:</w:t>
+      </w:r>
+      <w:r>
+        <w:t xml:space="preserve"> </w:t>
+      </w:r>
+      <w:r>
+        <w:t xml:space="preserve">the Middle East is</w:t>
+      </w:r>
+      <w:r>
+        <w:t xml:space="preserve"> </w:t>
+      </w:r>
+      <w:r>
+        <w:rPr>
+          <w:bCs/>
+          <w:b/>
+        </w:rPr>
+        <w:t xml:space="preserve">not</w:t>
+      </w:r>
+      <w:r>
+        <w:t xml:space="preserve"> </w:t>
+      </w:r>
+      <w:r>
+        <w:t xml:space="preserve">a two-region co-located geography.</w:t>
+      </w:r>
+      <w:r>
+        <w:t xml:space="preserve"> </w:t>
+      </w:r>
+      <w:r>
+        <w:rPr>
+          <w:bCs/>
+          <w:b/>
+        </w:rPr>
+        <w:t xml:space="preserve">Prod and CVAL co-locate in a selected Middle East Standard region</w:t>
+      </w:r>
+      <w:r>
+        <w:t xml:space="preserve"> </w:t>
+      </w:r>
+      <w:r>
+        <w:t xml:space="preserve">(separate CRGs — co-location in a region is not capacity sharing, ENV-003) and</w:t>
+      </w:r>
+      <w:r>
+        <w:t xml:space="preserve"> </w:t>
+      </w:r>
+      <w:r>
+        <w:rPr>
+          <w:bCs/>
+          <w:b/>
+        </w:rPr>
+        <w:t xml:space="preserve">DR is placed cross-geo in a weighted-selected Europe Standard region</w:t>
+      </w:r>
+      <w:r>
+        <w:t xml:space="preserve">. This</w:t>
+      </w:r>
+      <w:r>
+        <w:t xml:space="preserve"> </w:t>
+      </w:r>
+      <w:r>
+        <w:rPr>
+          <w:bCs/>
+          <w:b/>
+        </w:rPr>
+        <w:t xml:space="preserve">overrides</w:t>
+      </w:r>
+      <w:r>
+        <w:t xml:space="preserve"> </w:t>
+      </w:r>
+      <w:r>
+        <w:t xml:space="preserve">PLC-010a co-location for the Middle East (CVAL co-locates with Prod locally, not with DR). Both selections run the weighted capacity placement model; the DR copy’s residency is governed by A-ME1.</w:t>
       </w:r>
       <w:r>
         <w:t xml:space="preserve"> </w:t>
@@ -4149,6 +4256,146 @@
           <w:bCs/>
           <w:b/>
         </w:rPr>
+        <w:t xml:space="preserve">Region catalogue (REG-001..003) [Amended v2.4]:</w:t>
+      </w:r>
+      <w:r>
+        <w:t xml:space="preserve"> </w:t>
+      </w:r>
+      <w:r>
+        <w:t xml:space="preserve">versioned, configuration-driven; the catalogue defines</w:t>
+      </w:r>
+      <w:r>
+        <w:t xml:space="preserve"> </w:t>
+      </w:r>
+      <w:r>
+        <w:rPr>
+          <w:bCs/>
+          <w:b/>
+        </w:rPr>
+        <w:t xml:space="preserve">five geographies</w:t>
+      </w:r>
+      <w:r>
+        <w:t xml:space="preserve"> </w:t>
+      </w:r>
+      <w:r>
+        <w:t xml:space="preserve">each with an explicit</w:t>
+      </w:r>
+      <w:r>
+        <w:t xml:space="preserve"> </w:t>
+      </w:r>
+      <w:r>
+        <w:rPr>
+          <w:bCs/>
+          <w:b/>
+        </w:rPr>
+        <w:t xml:space="preserve">distribution model</w:t>
+      </w:r>
+      <w:r>
+        <w:t xml:space="preserve"> </w:t>
+      </w:r>
+      <w:r>
+        <w:t xml:space="preserve">— now</w:t>
+      </w:r>
+      <w:r>
+        <w:t xml:space="preserve"> </w:t>
+      </w:r>
+      <w:r>
+        <w:rPr>
+          <w:bCs/>
+          <w:b/>
+        </w:rPr>
+        <w:t xml:space="preserve">three models</w:t>
+      </w:r>
+      <w:r>
+        <w:t xml:space="preserve">: the US</w:t>
+      </w:r>
+      <w:r>
+        <w:t xml:space="preserve"> </w:t>
+      </w:r>
+      <w:r>
+        <w:rPr>
+          <w:bCs/>
+          <w:b/>
+        </w:rPr>
+        <w:t xml:space="preserve">three-region</w:t>
+      </w:r>
+      <w:r>
+        <w:t xml:space="preserve"> </w:t>
+      </w:r>
+      <w:r>
+        <w:t xml:space="preserve">geography; the EU/Australia/Asia Pacific</w:t>
+      </w:r>
+      <w:r>
+        <w:t xml:space="preserve"> </w:t>
+      </w:r>
+      <w:r>
+        <w:rPr>
+          <w:bCs/>
+          <w:b/>
+        </w:rPr>
+        <w:t xml:space="preserve">two-region co-located</w:t>
+      </w:r>
+      <w:r>
+        <w:t xml:space="preserve"> </w:t>
+      </w:r>
+      <w:r>
+        <w:t xml:space="preserve">geographies; and the Middle East</w:t>
+      </w:r>
+      <w:r>
+        <w:t xml:space="preserve"> </w:t>
+      </w:r>
+      <w:r>
+        <w:rPr>
+          <w:bCs/>
+          <w:b/>
+        </w:rPr>
+        <w:t xml:space="preserve">cross-geo DR</w:t>
+      </w:r>
+      <w:r>
+        <w:t xml:space="preserve"> </w:t>
+      </w:r>
+      <w:r>
+        <w:t xml:space="preserve">geography (Prod+CVAL in a Middle East region, DR weighted-selected in Europe). There is no universal three-region minimum. Region examples come from authoritative config (REG-002 — the Europe DR region is weighted-selected among Europe Standard regions, Switzerland North as a default example, not a fixed region); Japan East is a</w:t>
+      </w:r>
+      <w:r>
+        <w:t xml:space="preserve"> </w:t>
+      </w:r>
+      <w:r>
+        <w:rPr>
+          <w:bCs/>
+          <w:b/>
+        </w:rPr>
+        <w:t xml:space="preserve">pending</w:t>
+      </w:r>
+      <w:r>
+        <w:t xml:space="preserve"> </w:t>
+      </w:r>
+      <w:r>
+        <w:t xml:space="preserve">Asia Pacific addition awaiting confirmation.</w:t>
+      </w:r>
+      <w:r>
+        <w:t xml:space="preserve"> </w:t>
+      </w:r>
+      <w:r>
+        <w:rPr>
+          <w:rStyle w:val="VerbatimChar"/>
+        </w:rPr>
+        <w:t xml:space="preserve">[Decided]</w:t>
+      </w:r>
+    </w:p>
+    <w:p>
+      <w:pPr>
+        <w:numPr>
+          <w:ilvl w:val="0"/>
+          <w:numId w:val="1003"/>
+        </w:numPr>
+        <w:pStyle w:val="Compact"/>
+      </w:pPr>
+      <w:r>
+        <w:rPr>
+          <w:bCs/>
+          <w:b/>
+        </w:rPr>
         <w:t xml:space="preserve">Even per-zone distribution target + rebalancing (PLC-011):</w:t>
       </w:r>
       <w:r>
@@ -4218,39 +4465,58 @@
           <w:bCs/>
           <w:b/>
         </w:rPr>
-        <w:t xml:space="preserve">Region classification (functional view):</w:t>
-      </w:r>
-      <w:r>
-        <w:t xml:space="preserve"> </w:t>
-      </w:r>
-      <w:r>
-        <w:t xml:space="preserve">Standard (auto-selectable/scored), Restricted (production-only by exception, never CVAL/DR — e.g. East US 2, North Europe, West Europe), Cross-Geo Extension (DR-only, approved paths — Middle East →</w:t>
-      </w:r>
-      <w:r>
-        <w:t xml:space="preserve"> </w:t>
-      </w:r>
-      <w:r>
-        <w:rPr>
-          <w:bCs/>
-          <w:b/>
-        </w:rPr>
-        <w:t xml:space="preserve">Switzerland North</w:t>
-      </w:r>
-      <w:r>
-        <w:t xml:space="preserve">,</w:t>
-      </w:r>
-      <w:r>
-        <w:t xml:space="preserve"> </w:t>
-      </w:r>
-      <w:r>
-        <w:rPr>
-          <w:iCs/>
-          <w:i/>
-        </w:rPr>
-        <w:t xml:space="preserve">pre-configured but inactive pending DEC-001</w:t>
-      </w:r>
-      <w:r>
-        <w:t xml:space="preserve">), and</w:t>
+        <w:t xml:space="preserve">Region classification (functional view) [Amended v2.4]:</w:t>
+      </w:r>
+      <w:r>
+        <w:t xml:space="preserve"> </w:t>
+      </w:r>
+      <w:r>
+        <w:t xml:space="preserve">Standard (auto-selectable/scored), Restricted (production-only by exception, never CVAL/DR — e.g. East US 2, North Europe, West Europe),</w:t>
+      </w:r>
+      <w:r>
+        <w:t xml:space="preserve"> </w:t>
+      </w:r>
+      <w:r>
+        <w:rPr>
+          <w:bCs/>
+          <w:b/>
+        </w:rPr>
+        <w:t xml:space="preserve">Cross-Geo DR Destination</w:t>
+      </w:r>
+      <w:r>
+        <w:t xml:space="preserve"> </w:t>
+      </w:r>
+      <w:r>
+        <w:t xml:space="preserve">(a geography approved to host another geography’s DR —</w:t>
+      </w:r>
+      <w:r>
+        <w:t xml:space="preserve"> </w:t>
+      </w:r>
+      <w:r>
+        <w:rPr>
+          <w:bCs/>
+          <w:b/>
+        </w:rPr>
+        <w:t xml:space="preserve">Europe is the approved cross-geo DR destination for the Middle East</w:t>
+      </w:r>
+      <w:r>
+        <w:t xml:space="preserve">, with the specific Europe region</w:t>
+      </w:r>
+      <w:r>
+        <w:t xml:space="preserve"> </w:t>
+      </w:r>
+      <w:r>
+        <w:rPr>
+          <w:bCs/>
+          <w:b/>
+        </w:rPr>
+        <w:t xml:space="preserve">weighted-selected</w:t>
+      </w:r>
+      <w:r>
+        <w:t xml:space="preserve"> </w:t>
+      </w:r>
+      <w:r>
+        <w:t xml:space="preserve">among Europe Standard regions per DR-020/PLC-010b, A-ME1), and</w:t>
       </w:r>
       <w:r>
         <w:t xml:space="preserve"> </w:t>
@@ -4265,23 +4531,20 @@
         <w:t xml:space="preserve"> </w:t>
       </w:r>
       <w:r>
-        <w:t xml:space="preserve">(no cross-border substitution;</w:t>
-      </w:r>
-      <w:r>
-        <w:t xml:space="preserve"> </w:t>
-      </w:r>
-      <w:r>
-        <w:rPr>
-          <w:bCs/>
-          <w:b/>
-        </w:rPr>
-        <w:t xml:space="preserve">default for the Middle East</w:t>
-      </w:r>
-      <w:r>
-        <w:t xml:space="preserve"> </w:t>
-      </w:r>
-      <w:r>
-        <w:t xml:space="preserve">per DR-014). The</w:t>
+        <w:t xml:space="preserve">(no cross-border substitution —</w:t>
+      </w:r>
+      <w:r>
+        <w:t xml:space="preserve"> </w:t>
+      </w:r>
+      <w:r>
+        <w:rPr>
+          <w:bCs/>
+          <w:b/>
+        </w:rPr>
+        <w:t xml:space="preserve">no longer set for the Middle East</w:t>
+      </w:r>
+      <w:r>
+        <w:t xml:space="preserve">; retained for any future geography/country Legal declares no-DR). Where</w:t>
       </w:r>
       <w:r>
         <w:t xml:space="preserve"> </w:t>
@@ -4296,7 +4559,7 @@
         <w:t xml:space="preserve"> </w:t>
       </w:r>
       <w:r>
-        <w:t xml:space="preserve">flag is evaluated</w:t>
+        <w:t xml:space="preserve">is set it is evaluated</w:t>
       </w:r>
       <w:r>
         <w:t xml:space="preserve"> </w:t>
@@ -4312,7 +4575,7 @@
         <w:t xml:space="preserve"> </w:t>
       </w:r>
       <w:r>
-        <w:t xml:space="preserve">any cross-geo extension, so an inactive extension is never auto-applied.</w:t>
+        <w:t xml:space="preserve">any cross-geo path.</w:t>
       </w:r>
       <w:r>
         <w:t xml:space="preserve"> </w:t>
@@ -4450,7 +4713,7 @@
         <w:rPr>
           <w:rStyle w:val="VerbatimChar"/>
         </w:rPr>
-        <w:t xml:space="preserve">    CVAL --&gt; DR[Select DR or DR_NOT_OFFERED]</w:t>
+        <w:t xml:space="preserve">    CVAL --&gt; DR[Select DR: in-geo, cross-geo Europe for Middle East, or DR_NOT_OFFERED]</w:t>
       </w:r>
       <w:r>
         <w:br/>
@@ -4718,13 +4981,146 @@
       </w:pPr>
       <w:r>
         <w:rPr>
-          <w:rStyle w:val="VerbatimChar"/>
-          <w:bCs/>
-          <w:b/>
+          <w:bCs/>
+          <w:b/>
+        </w:rPr>
+        <w:t xml:space="preserve">Cross-geo DR for the Middle East (DR-020, PLC-010b) [Amended v2.4]:</w:t>
+      </w:r>
+      <w:r>
+        <w:t xml:space="preserve"> </w:t>
+      </w:r>
+      <w:r>
+        <w:t xml:space="preserve">Middle East regions are</w:t>
+      </w:r>
+      <w:r>
+        <w:t xml:space="preserve"> </w:t>
+      </w:r>
+      <w:r>
+        <w:rPr>
+          <w:bCs/>
+          <w:b/>
+        </w:rPr>
+        <w:t xml:space="preserve">DR sources</w:t>
+      </w:r>
+      <w:r>
+        <w:t xml:space="preserve"> </w:t>
+      </w:r>
+      <w:r>
+        <w:t xml:space="preserve">whose destinations are</w:t>
+      </w:r>
+      <w:r>
+        <w:t xml:space="preserve"> </w:t>
+      </w:r>
+      <w:r>
+        <w:rPr>
+          <w:bCs/>
+          <w:b/>
+        </w:rPr>
+        <w:t xml:space="preserve">weighted-selected Europe Standard regions</w:t>
+      </w:r>
+      <w:r>
+        <w:t xml:space="preserve">. ME customers produce</w:t>
+      </w:r>
+      <w:r>
+        <w:t xml:space="preserve"> </w:t>
+      </w:r>
+      <w:r>
+        <w:rPr>
+          <w:rStyle w:val="VerbatimChar"/>
+        </w:rPr>
+        <w:t xml:space="preserve">dr_region = &lt;Europe region&gt;</w:t>
+      </w:r>
+      <w:r>
+        <w:t xml:space="preserve"> </w:t>
+      </w:r>
+      <w:r>
+        <w:t xml:space="preserve">seeds, add cross-geo</w:t>
+      </w:r>
+      <w:r>
+        <w:t xml:space="preserve"> </w:t>
+      </w:r>
+      <w:r>
+        <w:rPr>
+          <w:rStyle w:val="VerbatimChar"/>
+        </w:rPr>
+        <w:t xml:space="preserve">source → destination</w:t>
+      </w:r>
+      <w:r>
+        <w:t xml:space="preserve"> </w:t>
+      </w:r>
+      <w:r>
+        <w:t xml:space="preserve">rows to the</w:t>
+      </w:r>
+      <w:r>
+        <w:t xml:space="preserve"> </w:t>
+      </w:r>
+      <w:r>
+        <w:rPr>
+          <w:rStyle w:val="VerbatimChar"/>
+        </w:rPr>
+        <w:t xml:space="preserve">SourceDestinationDRIndex</w:t>
+      </w:r>
+      <w:r>
+        <w:t xml:space="preserve">, and the DR standby is</w:t>
+      </w:r>
+      <w:r>
+        <w:t xml:space="preserve"> </w:t>
+      </w:r>
+      <w:r>
+        <w:rPr>
+          <w:bCs/>
+          <w:b/>
+        </w:rPr>
+        <w:t xml:space="preserve">sized max-not-sum and earmarked as dedicated reserved capacity in the Europe destination</w:t>
+      </w:r>
+      <w:r>
+        <w:t xml:space="preserve"> </w:t>
+      </w:r>
+      <w:r>
+        <w:t xml:space="preserve">(no CVAL sacrifice — DR-005/006 do not apply to ME). Subject to sovereignty/zone-alignment (HC-10) and residency assumption A-ME1. This supersedes the former ME</w:t>
+      </w:r>
+      <w:r>
+        <w:t xml:space="preserve"> </w:t>
+      </w:r>
+      <w:r>
+        <w:rPr>
+          <w:rStyle w:val="VerbatimChar"/>
         </w:rPr>
         <w:t xml:space="preserve">DR_NOT_OFFERED</w:t>
       </w:r>
       <w:r>
+        <w:t xml:space="preserve"> </w:t>
+      </w:r>
+      <w:r>
+        <w:t xml:space="preserve">position (DR-014/DEC-001).</w:t>
+      </w:r>
+      <w:r>
+        <w:t xml:space="preserve"> </w:t>
+      </w:r>
+      <w:r>
+        <w:rPr>
+          <w:rStyle w:val="VerbatimChar"/>
+        </w:rPr>
+        <w:t xml:space="preserve">[Decided]</w:t>
+      </w:r>
+    </w:p>
+    <w:p>
+      <w:pPr>
+        <w:numPr>
+          <w:ilvl w:val="0"/>
+          <w:numId w:val="1004"/>
+        </w:numPr>
+        <w:pStyle w:val="Compact"/>
+      </w:pPr>
+      <w:r>
+        <w:rPr>
+          <w:rStyle w:val="VerbatimChar"/>
+          <w:bCs/>
+          <w:b/>
+        </w:rPr>
+        <w:t xml:space="preserve">DR_NOT_OFFERED</w:t>
+      </w:r>
+      <w:r>
         <w:rPr>
           <w:bCs/>
           <w:b/>
@@ -4752,53 +5148,10 @@
           <w:bCs/>
           <w:b/>
         </w:rPr>
-        <w:t xml:space="preserve">This is the current position for the Middle East</w:t>
-      </w:r>
-      <w:r>
-        <w:t xml:space="preserve"> </w:t>
-      </w:r>
-      <w:r>
-        <w:t xml:space="preserve">(DEC-001, under legal review): ME defaults to</w:t>
-      </w:r>
-      <w:r>
-        <w:t xml:space="preserve"> </w:t>
-      </w:r>
-      <w:r>
-        <w:rPr>
-          <w:rStyle w:val="VerbatimChar"/>
-        </w:rPr>
-        <w:t xml:space="preserve">dr_region = NOT_OFFERED</w:t>
-      </w:r>
-      <w:r>
-        <w:t xml:space="preserve">, contributes no</w:t>
-      </w:r>
-      <w:r>
-        <w:t xml:space="preserve"> </w:t>
-      </w:r>
-      <w:r>
-        <w:rPr>
-          <w:rStyle w:val="VerbatimChar"/>
-        </w:rPr>
-        <w:t xml:space="preserve">SourceDestinationDRIndex</w:t>
-      </w:r>
-      <w:r>
-        <w:t xml:space="preserve"> </w:t>
-      </w:r>
-      <w:r>
-        <w:t xml:space="preserve">entries, consumes no DR earmark, and is never a DR source or destination; ME</w:t>
-      </w:r>
-      <w:r>
-        <w:t xml:space="preserve"> </w:t>
-      </w:r>
-      <w:r>
-        <w:rPr>
-          <w:bCs/>
-          <w:b/>
-        </w:rPr>
-        <w:t xml:space="preserve">production may still exist without DR</w:t>
-      </w:r>
-      <w:r>
-        <w:t xml:space="preserve">. The Switzerland North extension activates only if Legal clears DEC-001.</w:t>
+        <w:t xml:space="preserve">No longer set for the Middle East [Amended v2.4]</w:t>
+      </w:r>
+      <w:r>
+        <w:t xml:space="preserve">; retained for any future geography/country Legal declares no-DR (and, by config, for specific ME countries with per-country carve-outs, A-ME1).</w:t>
       </w:r>
       <w:r>
         <w:t xml:space="preserve"> </w:t>
